--- a/testakten/gesellschaftsgruender-streit-roeschen-tech/02_Shareholder_Agreement.docx
+++ b/testakten/gesellschaftsgruender-streit-roeschen-tech/02_Shareholder_Agreement.docx
@@ -5,44 +5,61 @@
     <w:p>
       <w:pPr>
         <w:pStyle w:val="Heading1"/>
+        <w:spacing w:after="160" w:line="259" w:lineRule="auto"/>
       </w:pPr>
       <w:r>
         <w:rPr>
           <w:rFonts w:ascii="Times New Roman" w:hAnsi="Times New Roman"/>
+          <w:b/>
+          <w:sz w:val="28"/>
         </w:rPr>
         <w:t>Shareholder Agreement (Gesellschaftervereinbarung)</w:t>
       </w:r>
     </w:p>
     <w:p>
       <w:pPr>
+        <w:spacing w:before="120" w:after="60" w:line="259" w:lineRule="auto"/>
         <w:jc w:val="left"/>
       </w:pPr>
       <w:r>
         <w:rPr>
+          <w:rFonts w:ascii="Times New Roman" w:hAnsi="Times New Roman"/>
           <w:b/>
+          <w:sz w:val="22"/>
         </w:rPr>
         <w:t>Roeschen Tech GmbH</w:t>
       </w:r>
     </w:p>
     <w:p>
       <w:pPr>
+        <w:spacing w:before="120" w:after="60" w:line="259" w:lineRule="auto"/>
         <w:jc w:val="left"/>
       </w:pPr>
       <w:r>
         <w:rPr>
-          <w:b/>
+          <w:rFonts w:ascii="Times New Roman" w:hAnsi="Times New Roman"/>
+          <w:b w:val="0"/>
+          <w:i w:val="0"/>
+          <w:sz w:val="22"/>
         </w:rPr>
         <w:t>Datum: 15.11.2025</w:t>
       </w:r>
     </w:p>
-    <w:p/>
     <w:p>
       <w:pPr>
+        <w:spacing w:line="259" w:lineRule="auto" w:after="60"/>
+      </w:pPr>
+    </w:p>
+    <w:p>
+      <w:pPr>
         <w:pStyle w:val="Heading2"/>
+        <w:spacing w:before="120" w:after="60" w:line="259" w:lineRule="auto"/>
       </w:pPr>
       <w:r>
         <w:rPr>
           <w:rFonts w:ascii="Times New Roman" w:hAnsi="Times New Roman"/>
+          <w:b/>
+          <w:sz w:val="22"/>
         </w:rPr>
         <w:t>Parteien</w:t>
       </w:r>
@@ -50,6 +67,7 @@
     <w:p>
       <w:pPr>
         <w:pStyle w:val="ListNumber"/>
+        <w:spacing w:line="259" w:lineRule="auto" w:after="60"/>
       </w:pPr>
       <w:r>
         <w:t xml:space="preserve">Frau </w:t>
@@ -67,6 +85,7 @@
     <w:p>
       <w:pPr>
         <w:pStyle w:val="ListNumber"/>
+        <w:spacing w:line="259" w:lineRule="auto" w:after="60"/>
       </w:pPr>
       <w:r>
         <w:t xml:space="preserve">Herr </w:t>
@@ -84,6 +103,7 @@
     <w:p>
       <w:pPr>
         <w:pStyle w:val="ListNumber"/>
+        <w:spacing w:line="259" w:lineRule="auto" w:after="60"/>
       </w:pPr>
       <w:r>
         <w:t xml:space="preserve">Frau </w:t>
@@ -101,6 +121,7 @@
     <w:p>
       <w:pPr>
         <w:pStyle w:val="ListNumber"/>
+        <w:spacing w:line="259" w:lineRule="auto" w:after="60"/>
       </w:pPr>
       <w:r>
         <w:rPr>
@@ -114,16 +135,22 @@
     </w:p>
     <w:p>
       <w:pPr>
+        <w:spacing w:line="259" w:lineRule="auto" w:after="60"/>
         <w:jc w:val="left"/>
       </w:pPr>
       <w:r>
         <w:t>(Andrea, Bert, Christine zusammen "Gründer"; Stahlauge ist "Investor"; Gründer und Investor zusammen "Gesellschafter".)</w:t>
       </w:r>
     </w:p>
-    <w:p/>
     <w:p>
       <w:pPr>
+        <w:spacing w:line="259" w:lineRule="auto" w:after="60"/>
+      </w:pPr>
+    </w:p>
+    <w:p>
+      <w:pPr>
         <w:pStyle w:val="Heading2"/>
+        <w:spacing w:line="259" w:lineRule="auto" w:after="60"/>
       </w:pPr>
       <w:r>
         <w:rPr>
@@ -134,6 +161,7 @@
     </w:p>
     <w:p>
       <w:pPr>
+        <w:spacing w:line="259" w:lineRule="auto" w:after="60"/>
         <w:jc w:val="left"/>
       </w:pPr>
       <w:r>
@@ -142,16 +170,22 @@
     </w:p>
     <w:p>
       <w:pPr>
+        <w:spacing w:line="259" w:lineRule="auto" w:after="60"/>
         <w:jc w:val="left"/>
       </w:pPr>
       <w:r>
         <w:t>Die Gesellschafter regeln in dieser Vereinbarung ihre Beziehungen über die Satzung hinaus.</w:t>
       </w:r>
     </w:p>
-    <w:p/>
     <w:p>
       <w:pPr>
+        <w:spacing w:line="259" w:lineRule="auto" w:after="60"/>
+      </w:pPr>
+    </w:p>
+    <w:p>
+      <w:pPr>
         <w:pStyle w:val="Heading2"/>
+        <w:spacing w:line="259" w:lineRule="auto" w:after="60"/>
       </w:pPr>
       <w:r>
         <w:rPr>
@@ -162,6 +196,7 @@
     </w:p>
     <w:p>
       <w:pPr>
+        <w:spacing w:line="259" w:lineRule="auto" w:after="60"/>
         <w:jc w:val="left"/>
       </w:pPr>
       <w:r>
@@ -171,6 +206,7 @@
     <w:p>
       <w:pPr>
         <w:pStyle w:val="ListBullet"/>
+        <w:spacing w:line="259" w:lineRule="auto" w:after="60"/>
       </w:pPr>
       <w:r>
         <w:rPr>
@@ -185,6 +221,7 @@
     <w:p>
       <w:pPr>
         <w:pStyle w:val="ListBullet"/>
+        <w:spacing w:line="259" w:lineRule="auto" w:after="60"/>
       </w:pPr>
       <w:r>
         <w:rPr>
@@ -199,6 +236,7 @@
     <w:p>
       <w:pPr>
         <w:pStyle w:val="ListBullet"/>
+        <w:spacing w:line="259" w:lineRule="auto" w:after="60"/>
       </w:pPr>
       <w:r>
         <w:t xml:space="preserve">Nach Ablauf des Cliff vesten </w:t>
@@ -213,6 +251,7 @@
     <w:p>
       <w:pPr>
         <w:pStyle w:val="ListBullet"/>
+        <w:spacing w:line="259" w:lineRule="auto" w:after="60"/>
       </w:pPr>
       <w:r>
         <w:t xml:space="preserve">Danach </w:t>
@@ -230,6 +269,7 @@
     <w:p>
       <w:pPr>
         <w:pStyle w:val="ListBullet"/>
+        <w:spacing w:line="259" w:lineRule="auto" w:after="60"/>
       </w:pPr>
       <w:r>
         <w:t>Nach 48 Monaten vested: 100 %</w:t>
@@ -237,16 +277,22 @@
     </w:p>
     <w:p>
       <w:pPr>
+        <w:spacing w:line="259" w:lineRule="auto" w:after="60"/>
         <w:jc w:val="left"/>
       </w:pPr>
       <w:r>
         <w:t>(2) Vested-Stand am 18.06.2026: ca. 33/48 = 68,75 % der Gründer-Anteile sind vested (gerundet).</w:t>
       </w:r>
     </w:p>
-    <w:p/>
     <w:p>
       <w:pPr>
+        <w:spacing w:line="259" w:lineRule="auto" w:after="60"/>
+      </w:pPr>
+    </w:p>
+    <w:p>
+      <w:pPr>
         <w:pStyle w:val="Heading2"/>
+        <w:spacing w:line="259" w:lineRule="auto" w:after="60"/>
       </w:pPr>
       <w:r>
         <w:rPr>
@@ -258,6 +304,7 @@
     <w:p>
       <w:pPr>
         <w:pStyle w:val="Heading3"/>
+        <w:spacing w:line="259" w:lineRule="auto" w:after="60"/>
       </w:pPr>
       <w:r>
         <w:rPr>
@@ -268,6 +315,7 @@
     </w:p>
     <w:p>
       <w:pPr>
+        <w:spacing w:line="259" w:lineRule="auto" w:after="60"/>
         <w:jc w:val="left"/>
       </w:pPr>
       <w:r>
@@ -276,6 +324,7 @@
     </w:p>
     <w:p>
       <w:pPr>
+        <w:spacing w:line="259" w:lineRule="auto" w:after="60"/>
         <w:jc w:val="left"/>
       </w:pPr>
       <w:r>
@@ -284,6 +333,7 @@
     </w:p>
     <w:p>
       <w:pPr>
+        <w:spacing w:line="259" w:lineRule="auto" w:after="60"/>
         <w:jc w:val="left"/>
       </w:pPr>
       <w:r>
@@ -292,6 +342,7 @@
     </w:p>
     <w:p>
       <w:pPr>
+        <w:spacing w:line="259" w:lineRule="auto" w:after="60"/>
         <w:jc w:val="left"/>
       </w:pPr>
       <w:r>
@@ -300,6 +351,7 @@
     </w:p>
     <w:p>
       <w:pPr>
+        <w:spacing w:line="259" w:lineRule="auto" w:after="60"/>
         <w:jc w:val="left"/>
       </w:pPr>
       <w:r>
@@ -308,6 +360,7 @@
     </w:p>
     <w:p>
       <w:pPr>
+        <w:spacing w:line="259" w:lineRule="auto" w:after="60"/>
         <w:jc w:val="left"/>
       </w:pPr>
       <w:r>
@@ -317,6 +370,7 @@
     <w:p>
       <w:pPr>
         <w:pStyle w:val="Heading3"/>
+        <w:spacing w:line="259" w:lineRule="auto" w:after="60"/>
       </w:pPr>
       <w:r>
         <w:rPr>
@@ -327,6 +381,7 @@
     </w:p>
     <w:p>
       <w:pPr>
+        <w:spacing w:line="259" w:lineRule="auto" w:after="60"/>
         <w:jc w:val="left"/>
       </w:pPr>
       <w:r>
@@ -335,6 +390,7 @@
     </w:p>
     <w:p>
       <w:pPr>
+        <w:spacing w:line="259" w:lineRule="auto" w:after="60"/>
         <w:jc w:val="left"/>
       </w:pPr>
       <w:r>
@@ -343,6 +399,7 @@
     </w:p>
     <w:p>
       <w:pPr>
+        <w:spacing w:line="259" w:lineRule="auto" w:after="60"/>
         <w:jc w:val="left"/>
       </w:pPr>
       <w:r>
@@ -351,6 +408,7 @@
     </w:p>
     <w:p>
       <w:pPr>
+        <w:spacing w:line="259" w:lineRule="auto" w:after="60"/>
         <w:jc w:val="left"/>
       </w:pPr>
       <w:r>
@@ -359,6 +417,7 @@
     </w:p>
     <w:p>
       <w:pPr>
+        <w:spacing w:line="259" w:lineRule="auto" w:after="60"/>
         <w:jc w:val="left"/>
       </w:pPr>
       <w:r>
@@ -367,6 +426,7 @@
     </w:p>
     <w:p>
       <w:pPr>
+        <w:spacing w:line="259" w:lineRule="auto" w:after="60"/>
         <w:jc w:val="left"/>
       </w:pPr>
       <w:r>
@@ -391,10 +451,15 @@
         <w:t xml:space="preserve"> zurückgekauft.</w:t>
       </w:r>
     </w:p>
-    <w:p/>
     <w:p>
       <w:pPr>
+        <w:spacing w:line="259" w:lineRule="auto" w:after="60"/>
+      </w:pPr>
+    </w:p>
+    <w:p>
+      <w:pPr>
         <w:pStyle w:val="Heading2"/>
+        <w:spacing w:line="259" w:lineRule="auto" w:after="60"/>
       </w:pPr>
       <w:r>
         <w:rPr>
@@ -405,6 +470,7 @@
     </w:p>
     <w:p>
       <w:pPr>
+        <w:spacing w:line="259" w:lineRule="auto" w:after="60"/>
         <w:jc w:val="left"/>
       </w:pPr>
       <w:r>
@@ -413,6 +479,7 @@
     </w:p>
     <w:p>
       <w:pPr>
+        <w:spacing w:line="259" w:lineRule="auto" w:after="60"/>
         <w:jc w:val="left"/>
       </w:pPr>
       <w:r>
@@ -428,10 +495,15 @@
         <w:t xml:space="preserve"> das Recht, anteilig zu denselben Bedingungen zu erwerben.</w:t>
       </w:r>
     </w:p>
-    <w:p/>
     <w:p>
       <w:pPr>
+        <w:spacing w:line="259" w:lineRule="auto" w:after="60"/>
+      </w:pPr>
+    </w:p>
+    <w:p>
+      <w:pPr>
         <w:pStyle w:val="Heading2"/>
+        <w:spacing w:line="259" w:lineRule="auto" w:after="60"/>
       </w:pPr>
       <w:r>
         <w:rPr>
@@ -442,6 +514,7 @@
     </w:p>
     <w:p>
       <w:pPr>
+        <w:spacing w:line="259" w:lineRule="auto" w:after="60"/>
         <w:jc w:val="left"/>
       </w:pPr>
       <w:r>
@@ -459,6 +532,7 @@
     </w:p>
     <w:p>
       <w:pPr>
+        <w:spacing w:line="259" w:lineRule="auto" w:after="60"/>
         <w:jc w:val="left"/>
       </w:pPr>
       <w:r>
@@ -467,6 +541,7 @@
     </w:p>
     <w:p>
       <w:pPr>
+        <w:spacing w:line="259" w:lineRule="auto" w:after="60"/>
         <w:jc w:val="left"/>
       </w:pPr>
       <w:r>
@@ -475,16 +550,22 @@
     </w:p>
     <w:p>
       <w:pPr>
+        <w:spacing w:line="259" w:lineRule="auto" w:after="60"/>
         <w:jc w:val="left"/>
       </w:pPr>
       <w:r>
         <w:t>b) keiner der Gesellschafter durch den Verkauf bewusst benachteiligt wird.</w:t>
       </w:r>
     </w:p>
-    <w:p/>
     <w:p>
       <w:pPr>
+        <w:spacing w:line="259" w:lineRule="auto" w:after="60"/>
+      </w:pPr>
+    </w:p>
+    <w:p>
+      <w:pPr>
         <w:pStyle w:val="Heading2"/>
+        <w:spacing w:line="259" w:lineRule="auto" w:after="60"/>
       </w:pPr>
       <w:r>
         <w:rPr>
@@ -495,6 +576,7 @@
     </w:p>
     <w:p>
       <w:pPr>
+        <w:spacing w:line="259" w:lineRule="auto" w:after="60"/>
         <w:jc w:val="left"/>
       </w:pPr>
       <w:r>
@@ -512,16 +594,22 @@
     </w:p>
     <w:p>
       <w:pPr>
+        <w:spacing w:line="259" w:lineRule="auto" w:after="60"/>
         <w:jc w:val="left"/>
       </w:pPr>
       <w:r>
         <w:t>(2) Sie können ihre Anteile zu denselben Bedingungen mitveraeussern und werden vom Mehrheits-Verkäufer gleichbehandelt.</w:t>
       </w:r>
     </w:p>
-    <w:p/>
     <w:p>
       <w:pPr>
+        <w:spacing w:line="259" w:lineRule="auto" w:after="60"/>
+      </w:pPr>
+    </w:p>
+    <w:p>
+      <w:pPr>
         <w:pStyle w:val="Heading2"/>
+        <w:spacing w:line="259" w:lineRule="auto" w:after="60"/>
       </w:pPr>
       <w:r>
         <w:rPr>
@@ -532,6 +620,7 @@
     </w:p>
     <w:p>
       <w:pPr>
+        <w:spacing w:line="259" w:lineRule="auto" w:after="60"/>
         <w:jc w:val="left"/>
       </w:pPr>
       <w:r>
@@ -540,6 +629,7 @@
     </w:p>
     <w:p>
       <w:pPr>
+        <w:spacing w:line="259" w:lineRule="auto" w:after="60"/>
         <w:jc w:val="left"/>
       </w:pPr>
       <w:r>
@@ -548,6 +638,7 @@
     </w:p>
     <w:p>
       <w:pPr>
+        <w:spacing w:line="259" w:lineRule="auto" w:after="60"/>
         <w:jc w:val="left"/>
       </w:pPr>
       <w:r>
@@ -556,6 +647,7 @@
     </w:p>
     <w:p>
       <w:pPr>
+        <w:spacing w:line="259" w:lineRule="auto" w:after="60"/>
         <w:jc w:val="left"/>
       </w:pPr>
       <w:r>
@@ -564,6 +656,7 @@
     </w:p>
     <w:p>
       <w:pPr>
+        <w:spacing w:line="259" w:lineRule="auto" w:after="60"/>
         <w:jc w:val="left"/>
       </w:pPr>
       <w:r>
@@ -572,6 +665,7 @@
     </w:p>
     <w:p>
       <w:pPr>
+        <w:spacing w:line="259" w:lineRule="auto" w:after="60"/>
         <w:jc w:val="left"/>
       </w:pPr>
       <w:r>
@@ -589,6 +683,7 @@
     </w:p>
     <w:p>
       <w:pPr>
+        <w:spacing w:line="259" w:lineRule="auto" w:after="60"/>
         <w:jc w:val="left"/>
       </w:pPr>
       <w:r>
@@ -604,10 +699,15 @@
         <w:t>. Daneben bleibt der Anspruch auf Schadensersatz unberührt.</w:t>
       </w:r>
     </w:p>
-    <w:p/>
     <w:p>
       <w:pPr>
+        <w:spacing w:line="259" w:lineRule="auto" w:after="60"/>
+      </w:pPr>
+    </w:p>
+    <w:p>
+      <w:pPr>
         <w:pStyle w:val="Heading2"/>
+        <w:spacing w:line="259" w:lineRule="auto" w:after="60"/>
       </w:pPr>
       <w:r>
         <w:rPr>
@@ -618,6 +718,7 @@
     </w:p>
     <w:p>
       <w:pPr>
+        <w:spacing w:line="259" w:lineRule="auto" w:after="60"/>
         <w:jc w:val="left"/>
       </w:pPr>
       <w:r>
@@ -626,6 +727,7 @@
     </w:p>
     <w:p>
       <w:pPr>
+        <w:spacing w:line="259" w:lineRule="auto" w:after="60"/>
         <w:jc w:val="left"/>
       </w:pPr>
       <w:r>
@@ -649,6 +751,7 @@
     </w:p>
     <w:p>
       <w:pPr>
+        <w:spacing w:line="259" w:lineRule="auto" w:after="60"/>
         <w:jc w:val="left"/>
       </w:pPr>
       <w:r>
@@ -672,6 +775,7 @@
     </w:p>
     <w:p>
       <w:pPr>
+        <w:spacing w:line="259" w:lineRule="auto" w:after="60"/>
         <w:jc w:val="left"/>
       </w:pPr>
       <w:r>
@@ -686,6 +790,7 @@
     </w:p>
     <w:p>
       <w:pPr>
+        <w:spacing w:line="259" w:lineRule="auto" w:after="60"/>
         <w:jc w:val="left"/>
       </w:pPr>
       <w:r>
@@ -695,6 +800,7 @@
     <w:p>
       <w:pPr>
         <w:pStyle w:val="ListBullet"/>
+        <w:spacing w:line="259" w:lineRule="auto" w:after="60"/>
       </w:pPr>
       <w:r>
         <w:t>Class B erhält 7,5 Mio. (Preference)</w:t>
@@ -703,6 +809,7 @@
     <w:p>
       <w:pPr>
         <w:pStyle w:val="ListBullet"/>
+        <w:spacing w:line="259" w:lineRule="auto" w:after="60"/>
       </w:pPr>
       <w:r>
         <w:t>Restbetrag: 22,5 Mio.</w:t>
@@ -711,6 +818,7 @@
     <w:p>
       <w:pPr>
         <w:pStyle w:val="ListBullet"/>
+        <w:spacing w:line="259" w:lineRule="auto" w:after="60"/>
       </w:pPr>
       <w:r>
         <w:t>Anteilig (25 % B, 75 % Common): Class B erhält zusätzlich 5,625 Mio., Common erhält 16,875 Mio.</w:t>
@@ -719,6 +827,7 @@
     <w:p>
       <w:pPr>
         <w:pStyle w:val="ListBullet"/>
+        <w:spacing w:line="259" w:lineRule="auto" w:after="60"/>
       </w:pPr>
       <w:r>
         <w:t>Class B gesamt: 13,125 Mio.</w:t>
@@ -727,15 +836,21 @@
     <w:p>
       <w:pPr>
         <w:pStyle w:val="ListBullet"/>
+        <w:spacing w:line="259" w:lineRule="auto" w:after="60"/>
       </w:pPr>
       <w:r>
         <w:t>Common gesamt: 16,875 Mio. (verteilt nach Anteilen: Andrea 6,75, Bert 6,75, Christine 3,375)</w:t>
       </w:r>
     </w:p>
-    <w:p/>
     <w:p>
       <w:pPr>
+        <w:spacing w:line="259" w:lineRule="auto" w:after="60"/>
+      </w:pPr>
+    </w:p>
+    <w:p>
+      <w:pPr>
         <w:pStyle w:val="Heading2"/>
+        <w:spacing w:line="259" w:lineRule="auto" w:after="60"/>
       </w:pPr>
       <w:r>
         <w:rPr>
@@ -746,6 +861,7 @@
     </w:p>
     <w:p>
       <w:pPr>
+        <w:spacing w:line="259" w:lineRule="auto" w:after="60"/>
         <w:jc w:val="left"/>
       </w:pPr>
       <w:r>
@@ -754,6 +870,7 @@
     </w:p>
     <w:p>
       <w:pPr>
+        <w:spacing w:line="259" w:lineRule="auto" w:after="60"/>
         <w:jc w:val="left"/>
       </w:pPr>
       <w:r>
@@ -771,6 +888,7 @@
     </w:p>
     <w:p>
       <w:pPr>
+        <w:spacing w:line="259" w:lineRule="auto" w:after="60"/>
         <w:jc w:val="left"/>
       </w:pPr>
       <w:r>
@@ -788,6 +906,7 @@
     </w:p>
     <w:p>
       <w:pPr>
+        <w:spacing w:line="259" w:lineRule="auto" w:after="60"/>
         <w:jc w:val="left"/>
       </w:pPr>
       <w:r>
@@ -805,16 +924,22 @@
     </w:p>
     <w:p>
       <w:pPr>
+        <w:spacing w:line="259" w:lineRule="auto" w:after="60"/>
         <w:jc w:val="left"/>
       </w:pPr>
       <w:r>
         <w:t>(2) Bei wesentlichen Ereignissen (Verlust &gt; 20 % der Liquidität, Kündigung Schlüssel-Mitarbeiter, drohende Klagen): unverzüglich Mitteilung.</w:t>
       </w:r>
     </w:p>
-    <w:p/>
     <w:p>
       <w:pPr>
+        <w:spacing w:line="259" w:lineRule="auto" w:after="60"/>
+      </w:pPr>
+    </w:p>
+    <w:p>
+      <w:pPr>
         <w:pStyle w:val="Heading2"/>
+        <w:spacing w:line="259" w:lineRule="auto" w:after="60"/>
       </w:pPr>
       <w:r>
         <w:rPr>
@@ -825,6 +950,7 @@
     </w:p>
     <w:p>
       <w:pPr>
+        <w:spacing w:line="259" w:lineRule="auto" w:after="60"/>
         <w:jc w:val="left"/>
       </w:pPr>
       <w:r>
@@ -833,6 +959,7 @@
     </w:p>
     <w:p>
       <w:pPr>
+        <w:spacing w:line="259" w:lineRule="auto" w:after="60"/>
         <w:jc w:val="left"/>
       </w:pPr>
       <w:r>
@@ -841,16 +968,22 @@
     </w:p>
     <w:p>
       <w:pPr>
+        <w:spacing w:line="259" w:lineRule="auto" w:after="60"/>
         <w:jc w:val="left"/>
       </w:pPr>
       <w:r>
         <w:t>(3) Bei nachvertraglichem Wettbewerbsverbot: Karenzentschaedigung gemäß separatem Geschäftsführervertrag.</w:t>
       </w:r>
     </w:p>
-    <w:p/>
     <w:p>
       <w:pPr>
+        <w:spacing w:line="259" w:lineRule="auto" w:after="60"/>
+      </w:pPr>
+    </w:p>
+    <w:p>
+      <w:pPr>
         <w:pStyle w:val="Heading2"/>
+        <w:spacing w:line="259" w:lineRule="auto" w:after="60"/>
       </w:pPr>
       <w:r>
         <w:rPr>
@@ -861,6 +994,7 @@
     </w:p>
     <w:p>
       <w:pPr>
+        <w:spacing w:line="259" w:lineRule="auto" w:after="60"/>
         <w:jc w:val="left"/>
       </w:pPr>
       <w:r>
@@ -869,6 +1003,7 @@
     </w:p>
     <w:p>
       <w:pPr>
+        <w:spacing w:line="259" w:lineRule="auto" w:after="60"/>
         <w:jc w:val="left"/>
       </w:pPr>
       <w:r>
@@ -884,10 +1019,15 @@
         <w:t xml:space="preserve"> Fassung vor.</w:t>
       </w:r>
     </w:p>
-    <w:p/>
     <w:p>
       <w:pPr>
+        <w:spacing w:line="259" w:lineRule="auto" w:after="60"/>
+      </w:pPr>
+    </w:p>
+    <w:p>
+      <w:pPr>
         <w:pStyle w:val="Heading2"/>
+        <w:spacing w:line="259" w:lineRule="auto" w:after="60"/>
       </w:pPr>
       <w:r>
         <w:rPr>
@@ -898,6 +1038,7 @@
     </w:p>
     <w:p>
       <w:pPr>
+        <w:spacing w:line="259" w:lineRule="auto" w:after="60"/>
         <w:jc w:val="left"/>
       </w:pPr>
       <w:r>
@@ -915,6 +1056,7 @@
     </w:p>
     <w:p>
       <w:pPr>
+        <w:spacing w:line="259" w:lineRule="auto" w:after="60"/>
         <w:jc w:val="left"/>
       </w:pPr>
       <w:r>
@@ -923,16 +1065,22 @@
     </w:p>
     <w:p>
       <w:pPr>
+        <w:spacing w:line="259" w:lineRule="auto" w:after="60"/>
         <w:jc w:val="left"/>
       </w:pPr>
       <w:r>
         <w:t>(3) Schiedsklausel: alle Streitigkeiten werden nach der Schiedsgerichtsordnung der DIS (Deutsche Institution für Schiedsgerichtsbarkeit) endgültig entschieden. Schiedsort: Berlin. Schiedssprache: Deutsch.</w:t>
       </w:r>
     </w:p>
-    <w:p/>
     <w:p>
       <w:pPr>
+        <w:spacing w:line="259" w:lineRule="auto" w:after="60"/>
+      </w:pPr>
+    </w:p>
+    <w:p>
+      <w:pPr>
         <w:pStyle w:val="Heading2"/>
+        <w:spacing w:line="259" w:lineRule="auto" w:after="60"/>
       </w:pPr>
       <w:r>
         <w:rPr>
@@ -943,16 +1091,22 @@
     </w:p>
     <w:p>
       <w:pPr>
+        <w:spacing w:line="259" w:lineRule="auto" w:after="60"/>
         <w:jc w:val="left"/>
       </w:pPr>
       <w:r>
         <w:t>Bei jeder Anteilsübertragung muss der Erwerber dieser Vereinbarung beitreten. Der ausscheidende Gesellschafter wird durch den neuen ersetzt.</w:t>
       </w:r>
     </w:p>
-    <w:p/>
     <w:p>
       <w:pPr>
+        <w:spacing w:line="259" w:lineRule="auto" w:after="60"/>
+      </w:pPr>
+    </w:p>
+    <w:p>
+      <w:pPr>
         <w:pStyle w:val="Heading2"/>
+        <w:spacing w:line="259" w:lineRule="auto" w:after="60"/>
       </w:pPr>
       <w:r>
         <w:rPr>
@@ -963,6 +1117,7 @@
     </w:p>
     <w:p>
       <w:pPr>
+        <w:spacing w:line="259" w:lineRule="auto" w:after="60"/>
         <w:jc w:val="left"/>
       </w:pPr>
       <w:r>
@@ -971,15 +1126,21 @@
     </w:p>
     <w:p>
       <w:pPr>
+        <w:spacing w:line="259" w:lineRule="auto" w:after="60"/>
         <w:jc w:val="left"/>
       </w:pPr>
       <w:r>
         <w:t>(2) Änderungen dieser Vereinbarung bedürfen der Zustimmung aller Vertragspartner.</w:t>
       </w:r>
     </w:p>
-    <w:p/>
     <w:p>
       <w:pPr>
+        <w:spacing w:line="259" w:lineRule="auto" w:after="60"/>
+      </w:pPr>
+    </w:p>
+    <w:p>
+      <w:pPr>
+        <w:spacing w:line="259" w:lineRule="auto" w:after="60"/>
         <w:jc w:val="left"/>
       </w:pPr>
       <w:r>
@@ -988,6 +1149,7 @@
     </w:p>
     <w:p>
       <w:pPr>
+        <w:spacing w:line="259" w:lineRule="auto" w:after="60"/>
         <w:jc w:val="left"/>
       </w:pPr>
       <w:r>
@@ -996,6 +1158,7 @@
     </w:p>
     <w:p>
       <w:pPr>
+        <w:spacing w:line="259" w:lineRule="auto" w:after="60"/>
         <w:jc w:val="left"/>
       </w:pPr>
       <w:r>
@@ -1004,6 +1167,7 @@
     </w:p>
     <w:p>
       <w:pPr>
+        <w:spacing w:line="259" w:lineRule="auto" w:after="60"/>
         <w:jc w:val="left"/>
       </w:pPr>
       <w:r>
@@ -1012,6 +1176,7 @@
     </w:p>
     <w:p>
       <w:pPr>
+        <w:spacing w:line="259" w:lineRule="auto" w:after="60"/>
         <w:jc w:val="left"/>
       </w:pPr>
       <w:r>
@@ -1020,6 +1185,7 @@
     </w:p>
     <w:p>
       <w:pPr>
+        <w:spacing w:line="259" w:lineRule="auto" w:after="60"/>
         <w:jc w:val="left"/>
       </w:pPr>
       <w:r>
@@ -1027,13 +1193,58 @@
       </w:r>
     </w:p>
     <w:sectPr>
+      <w:headerReference w:type="default" r:id="rId9"/>
+      <w:footerReference w:type="default" r:id="rId10"/>
       <w:pgSz w:w="11906" w:h="16838"/>
-      <w:pgMar w:top="1417" w:right="1417" w:bottom="1417" w:left="1417" w:header="720" w:footer="720" w:gutter="0"/>
+      <w:pgMar w:top="1191" w:right="1247" w:bottom="1134" w:left="1361" w:header="720" w:footer="720" w:gutter="0"/>
       <w:cols w:space="720"/>
       <w:docGrid w:linePitch="360"/>
     </w:sectPr>
   </w:body>
 </w:document>
+</file>
+
+<file path=word/footer1.xml><?xml version="1.0" encoding="utf-8"?>
+<w:ftr xmlns:m="http://schemas.openxmlformats.org/officeDocument/2006/math" xmlns:mc="http://schemas.openxmlformats.org/markup-compatibility/2006" xmlns:mo="http://schemas.microsoft.com/office/mac/office/2008/main" xmlns:mv="urn:schemas-microsoft-com:mac:vml" xmlns:o="urn:schemas-microsoft-com:office:office" xmlns:r="http://schemas.openxmlformats.org/officeDocument/2006/relationships" xmlns:v="urn:schemas-microsoft-com:vml" xmlns:w10="urn:schemas-microsoft-com:office:word" xmlns:w14="http://schemas.microsoft.com/office/word/2010/wordml" xmlns:w="http://schemas.openxmlformats.org/wordprocessingml/2006/main" xmlns:wne="http://schemas.microsoft.com/office/word/2006/wordml" xmlns:wp14="http://schemas.microsoft.com/office/word/2010/wordprocessingDrawing" xmlns:wp="http://schemas.openxmlformats.org/drawingml/2006/wordprocessingDrawing" xmlns:wpc="http://schemas.microsoft.com/office/word/2010/wordprocessingCanvas" xmlns:wpg="http://schemas.microsoft.com/office/word/2010/wordprocessingGroup" xmlns:wpi="http://schemas.microsoft.com/office/word/2010/wordprocessingInk" xmlns:wps="http://schemas.microsoft.com/office/word/2010/wordprocessingShape" mc:Ignorable="w14 wp14">
+  <w:p>
+    <w:pPr>
+      <w:pStyle w:val="Footer"/>
+      <w:jc w:val="left"/>
+    </w:pPr>
+    <w:r/>
+    <w:r>
+      <w:rPr>
+        <w:rFonts w:ascii="Times New Roman" w:hAnsi="Times New Roman"/>
+        <w:b w:val="0"/>
+        <w:color w:val="777777"/>
+        <w:sz w:val="17"/>
+      </w:rPr>
+      <w:t>Vertraulich | Bearbeitungsstand Juli 2026 | nur zur Aktenbearbeitung</w:t>
+    </w:r>
+  </w:p>
+</w:ftr>
+</file>
+
+<file path=word/header1.xml><?xml version="1.0" encoding="utf-8"?>
+<w:hdr xmlns:m="http://schemas.openxmlformats.org/officeDocument/2006/math" xmlns:mc="http://schemas.openxmlformats.org/markup-compatibility/2006" xmlns:mo="http://schemas.microsoft.com/office/mac/office/2008/main" xmlns:mv="urn:schemas-microsoft-com:mac:vml" xmlns:o="urn:schemas-microsoft-com:office:office" xmlns:r="http://schemas.openxmlformats.org/officeDocument/2006/relationships" xmlns:v="urn:schemas-microsoft-com:vml" xmlns:w10="urn:schemas-microsoft-com:office:word" xmlns:w14="http://schemas.microsoft.com/office/word/2010/wordml" xmlns:w="http://schemas.openxmlformats.org/wordprocessingml/2006/main" xmlns:wne="http://schemas.microsoft.com/office/word/2006/wordml" xmlns:wp14="http://schemas.microsoft.com/office/word/2010/wordprocessingDrawing" xmlns:wp="http://schemas.openxmlformats.org/drawingml/2006/wordprocessingDrawing" xmlns:wpc="http://schemas.microsoft.com/office/word/2010/wordprocessingCanvas" xmlns:wpg="http://schemas.microsoft.com/office/word/2010/wordprocessingGroup" xmlns:wpi="http://schemas.microsoft.com/office/word/2010/wordprocessingInk" xmlns:wps="http://schemas.microsoft.com/office/word/2010/wordprocessingShape" mc:Ignorable="w14 wp14">
+  <w:p>
+    <w:pPr>
+      <w:pStyle w:val="Header"/>
+      <w:jc w:val="left"/>
+    </w:pPr>
+    <w:r/>
+    <w:r>
+      <w:rPr>
+        <w:rFonts w:ascii="Times New Roman" w:hAnsi="Times New Roman"/>
+        <w:b w:val="0"/>
+        <w:i w:val="0"/>
+        <w:color w:val="666666"/>
+        <w:sz w:val="17"/>
+      </w:rPr>
+      <w:t>Hagemann &amp; Westarp Rechtsanwälte | Gesellschaftsrechtliche Arbeitsakte | Bearbeitungsstand Juli 2026</w:t>
+    </w:r>
+  </w:p>
+</w:hdr>
 </file>
 
 <file path=word/numbering.xml><?xml version="1.0" encoding="utf-8"?>
@@ -1750,11 +1961,12 @@
       <w:contextualSpacing/>
     </w:pPr>
     <w:rPr>
-      <w:rFonts w:asciiTheme="majorHAnsi" w:eastAsiaTheme="majorEastAsia" w:hAnsiTheme="majorHAnsi" w:cstheme="majorBidi"/>
+      <w:rFonts w:asciiTheme="majorHAnsi" w:eastAsiaTheme="majorEastAsia" w:hAnsiTheme="majorHAnsi" w:cstheme="majorBidi" w:ascii="Times New Roman" w:hAnsi="Times New Roman"/>
+      <w:b/>
       <w:color w:val="17365D" w:themeColor="text2" w:themeShade="BF"/>
       <w:spacing w:val="5"/>
       <w:kern w:val="28"/>
-      <w:sz w:val="52"/>
+      <w:sz w:val="30"/>
       <w:szCs w:val="52"/>
     </w:rPr>
   </w:style>
